--- a/docs/Отчёт по УП.docx
+++ b/docs/Отчёт по УП.docx
@@ -7730,6 +7730,719 @@
         <w:t>, составлена таблица функций и создана модель предметной области с основными объектами и отношениями. Подготовлены 12 блок-схем, охватывающих общий сценарий работы, импорт данных, запуск, авторизацию и гостевой режим, навигацию, каталог, поиск и сортировку, карточку товара, проверку и сохранение, работу с изображениями, удаление и сообщения. Таким образом, алгоритмами описаны основные пользовательские сценарии и ключевые проверки целостности данных. В дальнейшем целесообразно дополнить алгоритмы подробными сценариями тестирования, проверить все переходы и сообщения на практике, а также согласовать блок-схемы с окончательной реализацией приложения.</w:t>
       </w:r>
     </w:p>
+    <w:p>
+      <w:pPr>
+        <w:rPr>
+          <w:rFonts w:ascii="Times New Roman" w:hAnsi="Times New Roman" w:cs="Times New Roman"/>
+          <w:sz w:val="28"/>
+          <w:szCs w:val="28"/>
+        </w:rPr>
+      </w:pPr>
+      <w:r>
+        <w:rPr>
+          <w:rFonts w:ascii="Times New Roman" w:hAnsi="Times New Roman" w:cs="Times New Roman"/>
+          <w:sz w:val="28"/>
+          <w:szCs w:val="28"/>
+        </w:rPr>
+        <w:br w:type="page"/>
+      </w:r>
+    </w:p>
+    <w:p>
+      <w:pPr>
+        <w:spacing w:before="240" w:line="360" w:lineRule="auto"/>
+        <w:ind w:firstLine="576"/>
+        <w:rPr>
+          <w:rFonts w:ascii="Times New Roman" w:hAnsi="Times New Roman" w:cs="Times New Roman"/>
+          <w:sz w:val="28"/>
+          <w:szCs w:val="28"/>
+        </w:rPr>
+      </w:pPr>
+      <w:r>
+        <w:rPr>
+          <w:rFonts w:ascii="Times New Roman" w:hAnsi="Times New Roman" w:cs="Times New Roman"/>
+          <w:b/>
+          <w:bCs/>
+          <w:sz w:val="28"/>
+          <w:szCs w:val="28"/>
+        </w:rPr>
+        <w:lastRenderedPageBreak/>
+        <w:t>Глава 5. Модель предметной области, сценарии использования и процесс оформления заказа</w:t>
+      </w:r>
+      <w:r>
+        <w:rPr>
+          <w:rFonts w:ascii="Times New Roman" w:hAnsi="Times New Roman" w:cs="Times New Roman"/>
+          <w:sz w:val="28"/>
+          <w:szCs w:val="28"/>
+        </w:rPr>
+        <w:t>.</w:t>
+      </w:r>
+    </w:p>
+    <w:p>
+      <w:pPr>
+        <w:spacing w:before="240" w:line="360" w:lineRule="auto"/>
+        <w:ind w:firstLine="576"/>
+        <w:rPr>
+          <w:rFonts w:ascii="Times New Roman" w:hAnsi="Times New Roman" w:cs="Times New Roman"/>
+          <w:sz w:val="28"/>
+          <w:szCs w:val="28"/>
+        </w:rPr>
+      </w:pPr>
+      <w:r>
+        <w:rPr>
+          <w:rFonts w:ascii="Times New Roman" w:hAnsi="Times New Roman" w:cs="Times New Roman"/>
+          <w:sz w:val="28"/>
+          <w:szCs w:val="28"/>
+        </w:rPr>
+        <w:t xml:space="preserve">В ходе выполнения 7-й и 8-й пар были спроектированы модель предметной области, диаграмма вариантов использования и сквозной процесс оформления заказа. Это позволяет наглядно оценить границы системы, роли пользователей и логику ключевого бизнес-процесса магазина обуви </w:t>
+      </w:r>
+      <w:proofErr w:type="spellStart"/>
+      <w:r>
+        <w:rPr>
+          <w:rFonts w:ascii="Times New Roman" w:hAnsi="Times New Roman" w:cs="Times New Roman"/>
+          <w:sz w:val="28"/>
+          <w:szCs w:val="28"/>
+        </w:rPr>
+        <w:t>ShoeShop</w:t>
+      </w:r>
+      <w:proofErr w:type="spellEnd"/>
+      <w:r>
+        <w:rPr>
+          <w:rFonts w:ascii="Times New Roman" w:hAnsi="Times New Roman" w:cs="Times New Roman"/>
+          <w:sz w:val="28"/>
+          <w:szCs w:val="28"/>
+        </w:rPr>
+        <w:t>.</w:t>
+      </w:r>
+    </w:p>
+    <w:p>
+      <w:pPr>
+        <w:spacing w:before="240" w:line="360" w:lineRule="auto"/>
+        <w:ind w:firstLine="576"/>
+        <w:rPr>
+          <w:rFonts w:ascii="Times New Roman" w:hAnsi="Times New Roman" w:cs="Times New Roman"/>
+          <w:b/>
+          <w:bCs/>
+          <w:sz w:val="28"/>
+          <w:szCs w:val="28"/>
+        </w:rPr>
+      </w:pPr>
+      <w:r>
+        <w:rPr>
+          <w:rFonts w:ascii="Times New Roman" w:hAnsi="Times New Roman" w:cs="Times New Roman"/>
+          <w:b/>
+          <w:bCs/>
+          <w:sz w:val="28"/>
+          <w:szCs w:val="28"/>
+        </w:rPr>
+        <w:t>5.1. Модель предметной области</w:t>
+      </w:r>
+    </w:p>
+    <w:p>
+      <w:pPr>
+        <w:spacing w:before="240" w:line="360" w:lineRule="auto"/>
+        <w:ind w:firstLine="576"/>
+        <w:rPr>
+          <w:rFonts w:ascii="Times New Roman" w:hAnsi="Times New Roman" w:cs="Times New Roman"/>
+          <w:sz w:val="28"/>
+          <w:szCs w:val="28"/>
+        </w:rPr>
+      </w:pPr>
+      <w:r>
+        <w:rPr>
+          <w:rFonts w:ascii="Times New Roman" w:hAnsi="Times New Roman" w:cs="Times New Roman"/>
+          <w:sz w:val="28"/>
+          <w:szCs w:val="28"/>
+        </w:rPr>
+        <w:t>Для описания работы магазина обуви была разработана модель предметной области. На диаграмме отражены 10 ключевых сущностей: Пользователь, Роль, Товар, Категория, Производитель, Поставщик, Заказ, Строка заказа, Пункт выдачи и Статус заказа. Также показаны их свойства (например, цена, скидка и остаток для товара) и смысловые связи, объясняющие, как эти объекты взаимодействуют друг с другом.</w:t>
+      </w:r>
+    </w:p>
+    <w:p>
+      <w:pPr>
+        <w:spacing w:before="240" w:line="360" w:lineRule="auto"/>
+        <w:rPr>
+          <w:rFonts w:ascii="Times New Roman" w:hAnsi="Times New Roman" w:cs="Times New Roman"/>
+          <w:sz w:val="28"/>
+          <w:szCs w:val="28"/>
+        </w:rPr>
+      </w:pPr>
+      <w:r>
+        <w:rPr>
+          <w:rFonts w:ascii="Times New Roman" w:hAnsi="Times New Roman" w:cs="Times New Roman"/>
+          <w:noProof/>
+          <w:sz w:val="28"/>
+          <w:szCs w:val="28"/>
+        </w:rPr>
+        <w:drawing>
+          <wp:inline distT="0" distB="0" distL="0" distR="0" wp14:anchorId="1A2634CA" wp14:editId="7DE14030">
+            <wp:extent cx="5940425" cy="3433796"/>
+            <wp:effectExtent l="0" t="0" r="3175" b="0"/>
+            <wp:docPr id="2" name="Рисунок 2"/>
+            <wp:cNvGraphicFramePr>
+              <a:graphicFrameLocks xmlns:a="http://schemas.openxmlformats.org/drawingml/2006/main" noChangeAspect="1"/>
+            </wp:cNvGraphicFramePr>
+            <a:graphic xmlns:a="http://schemas.openxmlformats.org/drawingml/2006/main">
+              <a:graphicData uri="http://schemas.openxmlformats.org/drawingml/2006/picture">
+                <pic:pic xmlns:pic="http://schemas.openxmlformats.org/drawingml/2006/picture">
+                  <pic:nvPicPr>
+                    <pic:cNvPr id="1" name=""/>
+                    <pic:cNvPicPr/>
+                  </pic:nvPicPr>
+                  <pic:blipFill rotWithShape="1">
+                    <a:blip r:embed="rId19"/>
+                    <a:srcRect b="1286"/>
+                    <a:stretch/>
+                  </pic:blipFill>
+                  <pic:spPr bwMode="auto">
+                    <a:xfrm>
+                      <a:off x="0" y="0"/>
+                      <a:ext cx="5940425" cy="3433796"/>
+                    </a:xfrm>
+                    <a:prstGeom prst="rect">
+                      <a:avLst/>
+                    </a:prstGeom>
+                    <a:ln>
+                      <a:noFill/>
+                    </a:ln>
+                    <a:extLst>
+                      <a:ext uri="{53640926-AAD7-44D8-BBD7-CCE9431645EC}">
+                        <a14:shadowObscured xmlns:a14="http://schemas.microsoft.com/office/drawing/2010/main"/>
+                      </a:ext>
+                    </a:extLst>
+                  </pic:spPr>
+                </pic:pic>
+              </a:graphicData>
+            </a:graphic>
+          </wp:inline>
+        </w:drawing>
+      </w:r>
+    </w:p>
+    <w:p>
+      <w:pPr>
+        <w:spacing w:before="240" w:line="360" w:lineRule="auto"/>
+        <w:ind w:firstLine="576"/>
+        <w:jc w:val="center"/>
+        <w:rPr>
+          <w:rFonts w:ascii="Times New Roman" w:hAnsi="Times New Roman" w:cs="Times New Roman"/>
+          <w:sz w:val="28"/>
+          <w:szCs w:val="28"/>
+        </w:rPr>
+      </w:pPr>
+      <w:r>
+        <w:rPr>
+          <w:rFonts w:ascii="Times New Roman" w:hAnsi="Times New Roman" w:cs="Times New Roman"/>
+          <w:i/>
+          <w:iCs/>
+          <w:sz w:val="28"/>
+          <w:szCs w:val="28"/>
+        </w:rPr>
+        <w:t xml:space="preserve">Рисунок 5.1 — Модель предметной области интернет-магазина </w:t>
+      </w:r>
+      <w:proofErr w:type="spellStart"/>
+      <w:r>
+        <w:rPr>
+          <w:rFonts w:ascii="Times New Roman" w:hAnsi="Times New Roman" w:cs="Times New Roman"/>
+          <w:i/>
+          <w:iCs/>
+          <w:sz w:val="28"/>
+          <w:szCs w:val="28"/>
+        </w:rPr>
+        <w:t>ShoeShop</w:t>
+      </w:r>
+      <w:proofErr w:type="spellEnd"/>
+      <w:r>
+        <w:rPr>
+          <w:rFonts w:ascii="Times New Roman" w:hAnsi="Times New Roman" w:cs="Times New Roman"/>
+          <w:i/>
+          <w:iCs/>
+          <w:sz w:val="28"/>
+          <w:szCs w:val="28"/>
+        </w:rPr>
+        <w:t>.</w:t>
+      </w:r>
+    </w:p>
+    <w:p>
+      <w:pPr>
+        <w:spacing w:before="240" w:line="360" w:lineRule="auto"/>
+        <w:ind w:firstLine="576"/>
+        <w:rPr>
+          <w:rFonts w:ascii="Times New Roman" w:hAnsi="Times New Roman" w:cs="Times New Roman"/>
+          <w:b/>
+          <w:bCs/>
+          <w:sz w:val="28"/>
+          <w:szCs w:val="28"/>
+        </w:rPr>
+      </w:pPr>
+      <w:r>
+        <w:rPr>
+          <w:rFonts w:ascii="Times New Roman" w:hAnsi="Times New Roman" w:cs="Times New Roman"/>
+          <w:b/>
+          <w:bCs/>
+          <w:sz w:val="28"/>
+          <w:szCs w:val="28"/>
+        </w:rPr>
+        <w:lastRenderedPageBreak/>
+        <w:t>5.2. Диаграмма вариантов использования (</w:t>
+      </w:r>
+      <w:proofErr w:type="spellStart"/>
+      <w:r>
+        <w:rPr>
+          <w:rFonts w:ascii="Times New Roman" w:hAnsi="Times New Roman" w:cs="Times New Roman"/>
+          <w:b/>
+          <w:bCs/>
+          <w:sz w:val="28"/>
+          <w:szCs w:val="28"/>
+        </w:rPr>
+        <w:t>Use</w:t>
+      </w:r>
+      <w:proofErr w:type="spellEnd"/>
+      <w:r>
+        <w:rPr>
+          <w:rFonts w:ascii="Times New Roman" w:hAnsi="Times New Roman" w:cs="Times New Roman"/>
+          <w:b/>
+          <w:bCs/>
+          <w:sz w:val="28"/>
+          <w:szCs w:val="28"/>
+        </w:rPr>
+        <w:t>-Case)</w:t>
+      </w:r>
+    </w:p>
+    <w:p>
+      <w:pPr>
+        <w:spacing w:before="240" w:line="360" w:lineRule="auto"/>
+        <w:ind w:firstLine="576"/>
+        <w:rPr>
+          <w:rFonts w:ascii="Times New Roman" w:hAnsi="Times New Roman" w:cs="Times New Roman"/>
+          <w:sz w:val="28"/>
+          <w:szCs w:val="28"/>
+        </w:rPr>
+      </w:pPr>
+      <w:r>
+        <w:rPr>
+          <w:rFonts w:ascii="Times New Roman" w:hAnsi="Times New Roman" w:cs="Times New Roman"/>
+          <w:sz w:val="28"/>
+          <w:szCs w:val="28"/>
+        </w:rPr>
+        <w:t>Диаграмма вариантов использования демонстрирует границы приложения и то, какие цели могут реализовать различные участники системы. В системе выделены 5 акторов: Гость, Клиент, Менеджер, Администратор и Оператор загрузки.</w:t>
+      </w:r>
+    </w:p>
+    <w:p>
+      <w:pPr>
+        <w:spacing w:before="240" w:line="360" w:lineRule="auto"/>
+        <w:ind w:firstLine="576"/>
+        <w:rPr>
+          <w:rFonts w:ascii="Times New Roman" w:hAnsi="Times New Roman" w:cs="Times New Roman"/>
+          <w:sz w:val="28"/>
+          <w:szCs w:val="28"/>
+        </w:rPr>
+      </w:pPr>
+    </w:p>
+    <w:p>
+      <w:pPr>
+        <w:spacing w:before="240" w:line="360" w:lineRule="auto"/>
+        <w:ind w:firstLine="576"/>
+        <w:rPr>
+          <w:rFonts w:ascii="Times New Roman" w:hAnsi="Times New Roman" w:cs="Times New Roman"/>
+          <w:sz w:val="28"/>
+          <w:szCs w:val="28"/>
+        </w:rPr>
+      </w:pPr>
+      <w:r>
+        <w:rPr>
+          <w:rFonts w:ascii="Times New Roman" w:hAnsi="Times New Roman" w:cs="Times New Roman"/>
+          <w:sz w:val="28"/>
+          <w:szCs w:val="28"/>
+        </w:rPr>
+        <w:t>В зависимости от назначенной роли акторы имеют разные права доступа к функциям. Гость и Клиент могут просматривать каталог и работать с заказами. Менеджер дополнительно получает возможность фильтровать, искать и сортировать товары. Администратор обладает максимальными правами: он может открывать формы добавления и редактирования, удалять товары, работать с изображениями, а также управлять заказами. Оператор загрузки выполняет импорт исходных данных в систему.</w:t>
+      </w:r>
+    </w:p>
+    <w:p>
+      <w:pPr>
+        <w:spacing w:before="240" w:line="360" w:lineRule="auto"/>
+        <w:ind w:firstLine="576"/>
+        <w:rPr>
+          <w:rFonts w:ascii="Times New Roman" w:hAnsi="Times New Roman" w:cs="Times New Roman"/>
+          <w:sz w:val="28"/>
+          <w:szCs w:val="28"/>
+        </w:rPr>
+      </w:pPr>
+      <w:r>
+        <w:rPr>
+          <w:rFonts w:ascii="Times New Roman" w:hAnsi="Times New Roman" w:cs="Times New Roman"/>
+          <w:sz w:val="28"/>
+          <w:szCs w:val="28"/>
+        </w:rPr>
+        <w:lastRenderedPageBreak/>
+        <w:drawing>
+          <wp:inline distT="0" distB="0" distL="0" distR="0" wp14:anchorId="081E7351" wp14:editId="75ED270F">
+            <wp:extent cx="5857275" cy="5792711"/>
+            <wp:effectExtent l="0" t="0" r="0" b="0"/>
+            <wp:docPr id="3" name="Рисунок 3"/>
+            <wp:cNvGraphicFramePr>
+              <a:graphicFrameLocks xmlns:a="http://schemas.openxmlformats.org/drawingml/2006/main" noChangeAspect="1"/>
+            </wp:cNvGraphicFramePr>
+            <a:graphic xmlns:a="http://schemas.openxmlformats.org/drawingml/2006/main">
+              <a:graphicData uri="http://schemas.openxmlformats.org/drawingml/2006/picture">
+                <pic:pic xmlns:pic="http://schemas.openxmlformats.org/drawingml/2006/picture">
+                  <pic:nvPicPr>
+                    <pic:cNvPr id="1" name=""/>
+                    <pic:cNvPicPr/>
+                  </pic:nvPicPr>
+                  <pic:blipFill rotWithShape="1">
+                    <a:blip r:embed="rId20"/>
+                    <a:srcRect t="1324" r="1389" b="6409"/>
+                    <a:stretch/>
+                  </pic:blipFill>
+                  <pic:spPr bwMode="auto">
+                    <a:xfrm>
+                      <a:off x="0" y="0"/>
+                      <a:ext cx="5857901" cy="5793330"/>
+                    </a:xfrm>
+                    <a:prstGeom prst="rect">
+                      <a:avLst/>
+                    </a:prstGeom>
+                    <a:ln>
+                      <a:noFill/>
+                    </a:ln>
+                    <a:extLst>
+                      <a:ext uri="{53640926-AAD7-44D8-BBD7-CCE9431645EC}">
+                        <a14:shadowObscured xmlns:a14="http://schemas.microsoft.com/office/drawing/2010/main"/>
+                      </a:ext>
+                    </a:extLst>
+                  </pic:spPr>
+                </pic:pic>
+              </a:graphicData>
+            </a:graphic>
+          </wp:inline>
+        </w:drawing>
+      </w:r>
+    </w:p>
+    <w:p>
+      <w:pPr>
+        <w:spacing w:before="240" w:line="360" w:lineRule="auto"/>
+        <w:ind w:firstLine="576"/>
+        <w:jc w:val="center"/>
+        <w:rPr>
+          <w:rFonts w:ascii="Times New Roman" w:hAnsi="Times New Roman" w:cs="Times New Roman"/>
+          <w:sz w:val="28"/>
+          <w:szCs w:val="28"/>
+        </w:rPr>
+      </w:pPr>
+      <w:r>
+        <w:rPr>
+          <w:rFonts w:ascii="Times New Roman" w:hAnsi="Times New Roman" w:cs="Times New Roman"/>
+          <w:i/>
+          <w:iCs/>
+          <w:sz w:val="28"/>
+          <w:szCs w:val="28"/>
+        </w:rPr>
+        <w:t xml:space="preserve">Рисунок 5.2 — Диаграмма вариантов использования приложения </w:t>
+      </w:r>
+      <w:proofErr w:type="spellStart"/>
+      <w:r>
+        <w:rPr>
+          <w:rFonts w:ascii="Times New Roman" w:hAnsi="Times New Roman" w:cs="Times New Roman"/>
+          <w:i/>
+          <w:iCs/>
+          <w:sz w:val="28"/>
+          <w:szCs w:val="28"/>
+        </w:rPr>
+        <w:t>ShoeShop</w:t>
+      </w:r>
+      <w:proofErr w:type="spellEnd"/>
+      <w:r>
+        <w:rPr>
+          <w:rFonts w:ascii="Times New Roman" w:hAnsi="Times New Roman" w:cs="Times New Roman"/>
+          <w:i/>
+          <w:iCs/>
+          <w:sz w:val="28"/>
+          <w:szCs w:val="28"/>
+        </w:rPr>
+        <w:t>.</w:t>
+      </w:r>
+    </w:p>
+    <w:p>
+      <w:pPr>
+        <w:spacing w:before="240" w:line="360" w:lineRule="auto"/>
+        <w:ind w:firstLine="576"/>
+        <w:rPr>
+          <w:rFonts w:ascii="Times New Roman" w:hAnsi="Times New Roman" w:cs="Times New Roman"/>
+          <w:b/>
+          <w:bCs/>
+          <w:sz w:val="28"/>
+          <w:szCs w:val="28"/>
+        </w:rPr>
+      </w:pPr>
+      <w:r>
+        <w:rPr>
+          <w:rFonts w:ascii="Times New Roman" w:hAnsi="Times New Roman" w:cs="Times New Roman"/>
+          <w:b/>
+          <w:bCs/>
+          <w:sz w:val="28"/>
+          <w:szCs w:val="28"/>
+        </w:rPr>
+        <w:t>5.3. Сквозной процесс оформления заказа (BPMN)</w:t>
+      </w:r>
+    </w:p>
+    <w:p>
+      <w:pPr>
+        <w:spacing w:before="240" w:line="360" w:lineRule="auto"/>
+        <w:ind w:firstLine="576"/>
+        <w:rPr>
+          <w:rFonts w:ascii="Times New Roman" w:hAnsi="Times New Roman" w:cs="Times New Roman"/>
+          <w:sz w:val="28"/>
+          <w:szCs w:val="28"/>
+        </w:rPr>
+      </w:pPr>
+      <w:r>
+        <w:rPr>
+          <w:rFonts w:ascii="Times New Roman" w:hAnsi="Times New Roman" w:cs="Times New Roman"/>
+          <w:sz w:val="28"/>
+          <w:szCs w:val="28"/>
+        </w:rPr>
+        <w:t xml:space="preserve">Для детального описания логики оформления покупки была построена BPMN-диаграмма. Процесс разделен на три дорожки: «Покупатель», «Приложение </w:t>
+      </w:r>
+      <w:proofErr w:type="spellStart"/>
+      <w:r>
+        <w:rPr>
+          <w:rFonts w:ascii="Times New Roman" w:hAnsi="Times New Roman" w:cs="Times New Roman"/>
+          <w:sz w:val="28"/>
+          <w:szCs w:val="28"/>
+        </w:rPr>
+        <w:t>ShoeShop</w:t>
+      </w:r>
+      <w:proofErr w:type="spellEnd"/>
+      <w:r>
+        <w:rPr>
+          <w:rFonts w:ascii="Times New Roman" w:hAnsi="Times New Roman" w:cs="Times New Roman"/>
+          <w:sz w:val="28"/>
+          <w:szCs w:val="28"/>
+        </w:rPr>
+        <w:t>» и «База данных».</w:t>
+      </w:r>
+    </w:p>
+    <w:p>
+      <w:pPr>
+        <w:spacing w:before="240" w:line="360" w:lineRule="auto"/>
+        <w:ind w:firstLine="576"/>
+        <w:rPr>
+          <w:rFonts w:ascii="Times New Roman" w:hAnsi="Times New Roman" w:cs="Times New Roman"/>
+          <w:sz w:val="28"/>
+          <w:szCs w:val="28"/>
+        </w:rPr>
+      </w:pPr>
+      <w:r>
+        <w:rPr>
+          <w:rFonts w:ascii="Times New Roman" w:hAnsi="Times New Roman" w:cs="Times New Roman"/>
+          <w:b/>
+          <w:bCs/>
+          <w:sz w:val="28"/>
+          <w:szCs w:val="28"/>
+        </w:rPr>
+        <w:t>Основная ветка (товары в наличии):</w:t>
+      </w:r>
+      <w:r>
+        <w:rPr>
+          <w:rFonts w:ascii="Times New Roman" w:hAnsi="Times New Roman" w:cs="Times New Roman"/>
+          <w:sz w:val="28"/>
+          <w:szCs w:val="28"/>
+        </w:rPr>
+        <w:t xml:space="preserve"> Покупатель выбирает товары в каталоге и переходит к оформлению. Приложение запрашивает актуальные остатки у базы данных. Если все товары в наличии, покупатель выбирает </w:t>
+      </w:r>
+      <w:r>
+        <w:rPr>
+          <w:rFonts w:ascii="Times New Roman" w:hAnsi="Times New Roman" w:cs="Times New Roman"/>
+          <w:sz w:val="28"/>
+          <w:szCs w:val="28"/>
+        </w:rPr>
+        <w:lastRenderedPageBreak/>
+        <w:t>пункт выдачи и подтверждает заказ. Приложение формирует заказ, а база данных сохраняет запись о заказе, его статусе и коде получения. Процесс завершается показом подтверждения покупателю.</w:t>
+      </w:r>
+    </w:p>
+    <w:p>
+      <w:pPr>
+        <w:spacing w:before="240" w:line="360" w:lineRule="auto"/>
+        <w:ind w:firstLine="576"/>
+        <w:rPr>
+          <w:rFonts w:ascii="Times New Roman" w:hAnsi="Times New Roman" w:cs="Times New Roman"/>
+          <w:sz w:val="28"/>
+          <w:szCs w:val="28"/>
+        </w:rPr>
+      </w:pPr>
+      <w:r>
+        <w:rPr>
+          <w:rFonts w:ascii="Times New Roman" w:hAnsi="Times New Roman" w:cs="Times New Roman"/>
+          <w:b/>
+          <w:bCs/>
+          <w:sz w:val="28"/>
+          <w:szCs w:val="28"/>
+        </w:rPr>
+        <w:t>Ветка «товара нет в наличии»</w:t>
+      </w:r>
+      <w:proofErr w:type="gramStart"/>
+      <w:r>
+        <w:rPr>
+          <w:rFonts w:ascii="Times New Roman" w:hAnsi="Times New Roman" w:cs="Times New Roman"/>
+          <w:b/>
+          <w:bCs/>
+          <w:sz w:val="28"/>
+          <w:szCs w:val="28"/>
+        </w:rPr>
+        <w:t>:</w:t>
+      </w:r>
+      <w:r>
+        <w:rPr>
+          <w:rFonts w:ascii="Times New Roman" w:hAnsi="Times New Roman" w:cs="Times New Roman"/>
+          <w:sz w:val="28"/>
+          <w:szCs w:val="28"/>
+        </w:rPr>
+        <w:t xml:space="preserve"> Если</w:t>
+      </w:r>
+      <w:proofErr w:type="gramEnd"/>
+      <w:r>
+        <w:rPr>
+          <w:rFonts w:ascii="Times New Roman" w:hAnsi="Times New Roman" w:cs="Times New Roman"/>
+          <w:sz w:val="28"/>
+          <w:szCs w:val="28"/>
+        </w:rPr>
+        <w:t xml:space="preserve"> база данных возвращает информацию об отсутствии товара, приложение показывает сообщение об ошибке. Покупатель уведомляется о проблеме и может вернуться в каталог для изменения состава корзины.</w:t>
+      </w:r>
+    </w:p>
+    <w:p>
+      <w:pPr>
+        <w:spacing w:before="240" w:line="360" w:lineRule="auto"/>
+        <w:ind w:firstLine="576"/>
+        <w:rPr>
+          <w:rFonts w:ascii="Times New Roman" w:hAnsi="Times New Roman" w:cs="Times New Roman"/>
+          <w:sz w:val="28"/>
+          <w:szCs w:val="28"/>
+        </w:rPr>
+      </w:pPr>
+      <w:r>
+        <w:rPr>
+          <w:rFonts w:ascii="Times New Roman" w:hAnsi="Times New Roman" w:cs="Times New Roman"/>
+          <w:sz w:val="28"/>
+          <w:szCs w:val="28"/>
+        </w:rPr>
+        <w:drawing>
+          <wp:inline distT="0" distB="0" distL="0" distR="0" wp14:anchorId="4618346E" wp14:editId="32FA4ADB">
+            <wp:extent cx="5700807" cy="6106658"/>
+            <wp:effectExtent l="0" t="0" r="0" b="8890"/>
+            <wp:docPr id="4" name="Рисунок 4"/>
+            <wp:cNvGraphicFramePr>
+              <a:graphicFrameLocks xmlns:a="http://schemas.openxmlformats.org/drawingml/2006/main" noChangeAspect="1"/>
+            </wp:cNvGraphicFramePr>
+            <a:graphic xmlns:a="http://schemas.openxmlformats.org/drawingml/2006/main">
+              <a:graphicData uri="http://schemas.openxmlformats.org/drawingml/2006/picture">
+                <pic:pic xmlns:pic="http://schemas.openxmlformats.org/drawingml/2006/picture">
+                  <pic:nvPicPr>
+                    <pic:cNvPr id="1" name=""/>
+                    <pic:cNvPicPr/>
+                  </pic:nvPicPr>
+                  <pic:blipFill>
+                    <a:blip r:embed="rId21"/>
+                    <a:stretch>
+                      <a:fillRect/>
+                    </a:stretch>
+                  </pic:blipFill>
+                  <pic:spPr>
+                    <a:xfrm>
+                      <a:off x="0" y="0"/>
+                      <a:ext cx="5702782" cy="6108773"/>
+                    </a:xfrm>
+                    <a:prstGeom prst="rect">
+                      <a:avLst/>
+                    </a:prstGeom>
+                  </pic:spPr>
+                </pic:pic>
+              </a:graphicData>
+            </a:graphic>
+          </wp:inline>
+        </w:drawing>
+      </w:r>
+    </w:p>
+    <w:p>
+      <w:pPr>
+        <w:spacing w:before="240" w:line="360" w:lineRule="auto"/>
+        <w:ind w:firstLine="576"/>
+        <w:jc w:val="center"/>
+        <w:rPr>
+          <w:rFonts w:ascii="Times New Roman" w:hAnsi="Times New Roman" w:cs="Times New Roman"/>
+          <w:sz w:val="28"/>
+          <w:szCs w:val="28"/>
+        </w:rPr>
+      </w:pPr>
+      <w:r>
+        <w:rPr>
+          <w:rFonts w:ascii="Times New Roman" w:hAnsi="Times New Roman" w:cs="Times New Roman"/>
+          <w:i/>
+          <w:iCs/>
+          <w:sz w:val="28"/>
+          <w:szCs w:val="28"/>
+        </w:rPr>
+        <w:t>Рисунок 5.3 — BPMN-диаграмма процесса оформления заказа.</w:t>
+      </w:r>
+    </w:p>
+    <w:p>
+      <w:pPr>
+        <w:spacing w:before="240" w:line="360" w:lineRule="auto"/>
+        <w:ind w:firstLine="576"/>
+        <w:rPr>
+          <w:rFonts w:ascii="Times New Roman" w:hAnsi="Times New Roman" w:cs="Times New Roman"/>
+          <w:b/>
+          <w:bCs/>
+          <w:sz w:val="28"/>
+          <w:szCs w:val="28"/>
+        </w:rPr>
+      </w:pPr>
+      <w:r>
+        <w:rPr>
+          <w:rFonts w:ascii="Times New Roman" w:hAnsi="Times New Roman" w:cs="Times New Roman"/>
+          <w:b/>
+          <w:bCs/>
+          <w:sz w:val="28"/>
+          <w:szCs w:val="28"/>
+        </w:rPr>
+        <w:lastRenderedPageBreak/>
+        <w:t>5.4. Выводы по главе</w:t>
+      </w:r>
+    </w:p>
+    <w:p>
+      <w:pPr>
+        <w:spacing w:before="240" w:line="360" w:lineRule="auto"/>
+        <w:ind w:firstLine="576"/>
+        <w:rPr>
+          <w:rFonts w:ascii="Times New Roman" w:hAnsi="Times New Roman" w:cs="Times New Roman"/>
+          <w:sz w:val="28"/>
+          <w:szCs w:val="28"/>
+        </w:rPr>
+      </w:pPr>
+      <w:r>
+        <w:rPr>
+          <w:rFonts w:ascii="Times New Roman" w:hAnsi="Times New Roman" w:cs="Times New Roman"/>
+          <w:sz w:val="28"/>
+          <w:szCs w:val="28"/>
+        </w:rPr>
+        <w:t xml:space="preserve">В результате работы были спроектированы модель предметной области, определены все акторы и их права (диаграмма </w:t>
+      </w:r>
+      <w:proofErr w:type="spellStart"/>
+      <w:r>
+        <w:rPr>
+          <w:rFonts w:ascii="Times New Roman" w:hAnsi="Times New Roman" w:cs="Times New Roman"/>
+          <w:sz w:val="28"/>
+          <w:szCs w:val="28"/>
+        </w:rPr>
+        <w:t>Use</w:t>
+      </w:r>
+      <w:proofErr w:type="spellEnd"/>
+      <w:r>
+        <w:rPr>
+          <w:rFonts w:ascii="Times New Roman" w:hAnsi="Times New Roman" w:cs="Times New Roman"/>
+          <w:sz w:val="28"/>
+          <w:szCs w:val="28"/>
+        </w:rPr>
+        <w:t>-Case), а также разработан сквозной процесс оформления заказа (BPMN). Это позволило зафиксировать требования к системе и визуализировать логику работы приложения. На следующих этапах планируется реализация интерфейса корзины и написание программного кода для оформления заказов.</w:t>
+      </w:r>
+    </w:p>
     <w:sectPr>
       <w:pgSz w:w="11906" w:h="16838"/>
       <w:pgMar w:top="1134" w:right="850" w:bottom="1134" w:left="1701" w:header="708" w:footer="708" w:gutter="0"/>
